--- a/docs/Course_Name.docx
+++ b/docs/Course_Name.docx
@@ -1758,7 +1758,7 @@
         <w:rPr>
           <w:rStyle w:val="VerbatimChar"/>
         </w:rPr>
-        <w:t xml:space="preserve">##  date     2022-03-15                  </w:t>
+        <w:t xml:space="preserve">##  date     2022-03-22                  </w:t>
       </w:r>
       <w:r>
         <w:br/>
@@ -3284,7 +3284,7 @@
         <w:rPr>
           <w:rStyle w:val="VerbatimChar"/>
         </w:rPr>
-        <w:t xml:space="preserve">##  date     2022-03-15                  </w:t>
+        <w:t xml:space="preserve">##  date     2022-03-22                  </w:t>
       </w:r>
       <w:r>
         <w:br/>

--- a/docs/Course_Name.docx
+++ b/docs/Course_Name.docx
@@ -1892,7 +1892,7 @@
         <w:rPr>
           <w:rStyle w:val="VerbatimChar"/>
         </w:rPr>
-        <w:t xml:space="preserve">##  date     2022-03-24                  </w:t>
+        <w:t xml:space="preserve">##  date     2022-03-31                  </w:t>
       </w:r>
       <w:r>
         <w:br/>
@@ -3418,7 +3418,7 @@
         <w:rPr>
           <w:rStyle w:val="VerbatimChar"/>
         </w:rPr>
-        <w:t xml:space="preserve">##  date     2022-03-24                  </w:t>
+        <w:t xml:space="preserve">##  date     2022-03-31                  </w:t>
       </w:r>
       <w:r>
         <w:br/>

--- a/docs/Course_Name.docx
+++ b/docs/Course_Name.docx
@@ -417,7 +417,7 @@
         <w:rPr>
           <w:rStyle w:val="VerbatimChar"/>
         </w:rPr>
-        <w:t xml:space="preserve">##  date     2024-06-26</w:t>
+        <w:t xml:space="preserve">##  date     2024-06-28</w:t>
       </w:r>
       <w:r>
         <w:br/>
@@ -3099,7 +3099,7 @@
         <w:rPr>
           <w:rStyle w:val="VerbatimChar"/>
         </w:rPr>
-        <w:t xml:space="preserve">##  date     2024-06-26</w:t>
+        <w:t xml:space="preserve">##  date     2024-06-28</w:t>
       </w:r>
       <w:r>
         <w:br/>
@@ -4746,7 +4746,7 @@
         <w:rPr>
           <w:rStyle w:val="VerbatimChar"/>
         </w:rPr>
-        <w:t xml:space="preserve">##  date     2024-06-26</w:t>
+        <w:t xml:space="preserve">##  date     2024-06-28</w:t>
       </w:r>
       <w:r>
         <w:br/>

--- a/docs/Course_Name.docx
+++ b/docs/Course_Name.docx
@@ -21,7 +21,7 @@
         <w:pStyle w:val="Date"/>
       </w:pPr>
       <w:r>
-        <w:t xml:space="preserve">June,</w:t>
+        <w:t xml:space="preserve">August,</w:t>
       </w:r>
       <w:r>
         <w:t xml:space="preserve"> </w:t>
@@ -417,7 +417,7 @@
         <w:rPr>
           <w:rStyle w:val="VerbatimChar"/>
         </w:rPr>
-        <w:t xml:space="preserve">##  date     2024-06-26</w:t>
+        <w:t xml:space="preserve">##  date     2024-08-06</w:t>
       </w:r>
       <w:r>
         <w:br/>
@@ -3099,7 +3099,7 @@
         <w:rPr>
           <w:rStyle w:val="VerbatimChar"/>
         </w:rPr>
-        <w:t xml:space="preserve">##  date     2024-06-26</w:t>
+        <w:t xml:space="preserve">##  date     2024-08-06</w:t>
       </w:r>
       <w:r>
         <w:br/>
@@ -4746,7 +4746,7 @@
         <w:rPr>
           <w:rStyle w:val="VerbatimChar"/>
         </w:rPr>
-        <w:t xml:space="preserve">##  date     2024-06-26</w:t>
+        <w:t xml:space="preserve">##  date     2024-08-06</w:t>
       </w:r>
       <w:r>
         <w:br/>

--- a/docs/Course_Name.docx
+++ b/docs/Course_Name.docx
@@ -21,13 +21,13 @@
         <w:pStyle w:val="Date"/>
       </w:pPr>
       <w:r>
-        <w:t xml:space="preserve">December,</w:t>
-      </w:r>
-      <w:r>
-        <w:t xml:space="preserve"> </w:t>
-      </w:r>
-      <w:r>
-        <w:t xml:space="preserve">2024</w:t>
+        <w:t xml:space="preserve">February,</w:t>
+      </w:r>
+      <w:r>
+        <w:t xml:space="preserve"> </w:t>
+      </w:r>
+      <w:r>
+        <w:t xml:space="preserve">2025</w:t>
       </w:r>
     </w:p>
     <w:sdt>
@@ -417,7 +417,7 @@
         <w:rPr>
           <w:rStyle w:val="VerbatimChar"/>
         </w:rPr>
-        <w:t xml:space="preserve">##  date     2024-12-19</w:t>
+        <w:t xml:space="preserve">##  date     2025-02-05</w:t>
       </w:r>
       <w:r>
         <w:br/>
@@ -2984,7 +2984,7 @@
         <w:rPr>
           <w:rStyle w:val="VerbatimChar"/>
         </w:rPr>
-        <w:t xml:space="preserve">##  date     2024-12-19</w:t>
+        <w:t xml:space="preserve">##  date     2025-02-05</w:t>
       </w:r>
       <w:r>
         <w:br/>
@@ -4790,7 +4790,7 @@
         <w:rPr>
           <w:rStyle w:val="VerbatimChar"/>
         </w:rPr>
-        <w:t xml:space="preserve">##  date     2024-12-19</w:t>
+        <w:t xml:space="preserve">##  date     2025-02-05</w:t>
       </w:r>
       <w:r>
         <w:br/>
